--- a/Coding 1 - year/Unit 3 - Conditionals/Daily Lesson Plans/Word/Day 63.docx
+++ b/Coding 1 - year/Unit 3 - Conditionals/Daily Lesson Plans/Word/Day 63.docx
@@ -50,12 +50,15 @@
               </w:rPr>
               <w:t xml:space="preserve">Coding I — Full Year</w:t>
             </w:r>
-          </w:p>
-          <w:p>
-            <w:pPr>
-              <w:spacing w:before="40"/>
-              <w:jc w:val="center"/>
-            </w:pPr>
+            <w:r>
+              <w:rPr>
+                <w:rFonts w:ascii="Arial" w:cs="Arial" w:eastAsia="Arial" w:hAnsi="Arial"/>
+                <w:sz w:val="16"/>
+                <w:szCs w:val="16"/>
+              </w:rPr>
+              <w:br/>
+              <w:t xml:space="preserve"/>
+            </w:r>
             <w:r>
               <w:rPr>
                 <w:rFonts w:ascii="Arial" w:cs="Arial" w:eastAsia="Arial" w:hAnsi="Arial"/>
@@ -83,7 +86,7 @@
           <w:rFonts w:ascii="Arial" w:cs="Arial" w:eastAsia="Arial" w:hAnsi="Arial"/>
           <w:b/>
           <w:bCs/>
-          <w:color w:val="1F3864"/>
+          <w:color w:val="2B5797"/>
           <w:sz w:val="32"/>
           <w:szCs w:val="32"/>
         </w:rPr>
@@ -261,9 +264,9 @@
               <w:right w:val="single" w:color="CCCCCC" w:sz="1"/>
             </w:tcBorders>
             <w:tcMar>
-              <w:top w:type="dxa" w:w="60"/>
+              <w:top w:type="dxa" w:w="80"/>
               <w:left w:type="dxa" w:w="120"/>
-              <w:bottom w:type="dxa" w:w="60"/>
+              <w:bottom w:type="dxa" w:w="80"/>
               <w:right w:type="dxa" w:w="120"/>
             </w:tcMar>
           </w:tcPr>
@@ -290,20 +293,213 @@
               <w:right w:val="single" w:color="CCCCCC" w:sz="1"/>
             </w:tcBorders>
             <w:tcMar>
-              <w:top w:type="dxa" w:w="60"/>
+              <w:top w:type="dxa" w:w="80"/>
               <w:left w:type="dxa" w:w="120"/>
-              <w:bottom w:type="dxa" w:w="60"/>
+              <w:bottom w:type="dxa" w:w="80"/>
               <w:right w:type="dxa" w:w="120"/>
             </w:tcMar>
           </w:tcPr>
           <w:p>
-            <w:r>
-              <w:rPr>
-                <w:rFonts w:ascii="Arial" w:cs="Arial" w:eastAsia="Arial" w:hAnsi="Arial"/>
-                <w:sz w:val="20"/>
-                <w:szCs w:val="20"/>
+            <w:pPr>
+              <w:spacing w:after="80" w:before="80"/>
+            </w:pPr>
+            <w:r>
+              <w:rPr>
+                <w:rFonts w:ascii="Arial" w:cs="Arial" w:eastAsia="Arial" w:hAnsi="Arial"/>
+                <w:b/>
+                <w:bCs/>
+                <w:i w:val="false"/>
+                <w:iCs w:val="false"/>
+                <w:color w:val="000000"/>
+                <w:sz w:val="22"/>
+                <w:szCs w:val="22"/>
               </w:rPr>
               <w:t xml:space="preserve">Bell Ringer / Review</w:t>
+            </w:r>
+            <w:r>
+              <w:rPr>
+                <w:rFonts w:ascii="Arial" w:cs="Arial" w:eastAsia="Arial" w:hAnsi="Arial"/>
+                <w:sz w:val="20"/>
+                <w:szCs w:val="20"/>
+              </w:rPr>
+              <w:br/>
+              <w:t xml:space="preserve"/>
+            </w:r>
+            <w:r>
+              <w:rPr>
+                <w:rFonts w:ascii="Arial" w:cs="Arial" w:eastAsia="Arial" w:hAnsi="Arial"/>
+                <w:sz w:val="20"/>
+                <w:szCs w:val="20"/>
+              </w:rPr>
+              <w:br/>
+              <w:t xml:space="preserve"/>
+            </w:r>
+            <w:r>
+              <w:rPr>
+                <w:rFonts w:ascii="Arial" w:cs="Arial" w:eastAsia="Arial" w:hAnsi="Arial"/>
+                <w:b/>
+                <w:bCs/>
+                <w:i w:val="false"/>
+                <w:iCs w:val="false"/>
+                <w:color w:val="000000"/>
+                <w:sz w:val="20"/>
+                <w:szCs w:val="20"/>
+              </w:rPr>
+              <w:t xml:space="preserve">Quick Write </w:t>
+            </w:r>
+            <w:r>
+              <w:rPr>
+                <w:rFonts w:ascii="Arial" w:cs="Arial" w:eastAsia="Arial" w:hAnsi="Arial"/>
+                <w:b w:val="false"/>
+                <w:bCs w:val="false"/>
+                <w:i w:val="false"/>
+                <w:iCs w:val="false"/>
+                <w:color w:val="000000"/>
+                <w:sz w:val="20"/>
+                <w:szCs w:val="20"/>
+              </w:rPr>
+              <w:t xml:space="preserve">(3 min — written or verbal):</w:t>
+            </w:r>
+            <w:r>
+              <w:rPr>
+                <w:rFonts w:ascii="Arial" w:cs="Arial" w:eastAsia="Arial" w:hAnsi="Arial"/>
+                <w:sz w:val="20"/>
+                <w:szCs w:val="20"/>
+              </w:rPr>
+              <w:br/>
+              <w:t xml:space="preserve"/>
+            </w:r>
+            <w:r>
+              <w:rPr>
+                <w:rFonts w:ascii="Arial" w:cs="Arial" w:eastAsia="Arial" w:hAnsi="Arial"/>
+                <w:b w:val="false"/>
+                <w:bCs w:val="false"/>
+                <w:i w:val="false"/>
+                <w:iCs w:val="false"/>
+                <w:color w:val="000000"/>
+                <w:sz w:val="20"/>
+                <w:szCs w:val="20"/>
+              </w:rPr>
+              <w:t xml:space="preserve">    What do you already know about how to build a number guessing game that applies conditionals to game logic and provides feedback?</w:t>
+            </w:r>
+            <w:r>
+              <w:rPr>
+                <w:rFonts w:ascii="Arial" w:cs="Arial" w:eastAsia="Arial" w:hAnsi="Arial"/>
+                <w:sz w:val="20"/>
+                <w:szCs w:val="20"/>
+              </w:rPr>
+              <w:br/>
+              <w:t xml:space="preserve"/>
+            </w:r>
+            <w:r>
+              <w:rPr>
+                <w:rFonts w:ascii="Arial" w:cs="Arial" w:eastAsia="Arial" w:hAnsi="Arial"/>
+                <w:sz w:val="20"/>
+                <w:szCs w:val="20"/>
+              </w:rPr>
+              <w:br/>
+              <w:t xml:space="preserve"/>
+            </w:r>
+            <w:r>
+              <w:rPr>
+                <w:rFonts w:ascii="Arial" w:cs="Arial" w:eastAsia="Arial" w:hAnsi="Arial"/>
+                <w:b/>
+                <w:bCs/>
+                <w:i w:val="false"/>
+                <w:iCs w:val="false"/>
+                <w:color w:val="000000"/>
+                <w:sz w:val="20"/>
+                <w:szCs w:val="20"/>
+              </w:rPr>
+              <w:t xml:space="preserve">Vocabulary Preview — </w:t>
+            </w:r>
+            <w:r>
+              <w:rPr>
+                <w:rFonts w:ascii="Arial" w:cs="Arial" w:eastAsia="Arial" w:hAnsi="Arial"/>
+                <w:b w:val="false"/>
+                <w:bCs w:val="false"/>
+                <w:i w:val="false"/>
+                <w:iCs w:val="false"/>
+                <w:color w:val="000000"/>
+                <w:sz w:val="20"/>
+                <w:szCs w:val="20"/>
+              </w:rPr>
+              <w:t xml:space="preserve">terms we'll use today:</w:t>
+            </w:r>
+            <w:r>
+              <w:rPr>
+                <w:rFonts w:ascii="Arial" w:cs="Arial" w:eastAsia="Arial" w:hAnsi="Arial"/>
+                <w:sz w:val="20"/>
+                <w:szCs w:val="20"/>
+              </w:rPr>
+              <w:br/>
+              <w:t xml:space="preserve"/>
+            </w:r>
+            <w:r>
+              <w:rPr>
+                <w:rFonts w:ascii="Arial" w:cs="Arial" w:eastAsia="Arial" w:hAnsi="Arial"/>
+                <w:b w:val="false"/>
+                <w:bCs w:val="false"/>
+                <w:i w:val="false"/>
+                <w:iCs w:val="false"/>
+                <w:color w:val="000000"/>
+                <w:sz w:val="20"/>
+                <w:szCs w:val="20"/>
+              </w:rPr>
+              <w:t xml:space="preserve">    • Game Logic</w:t>
+            </w:r>
+            <w:r>
+              <w:rPr>
+                <w:rFonts w:ascii="Arial" w:cs="Arial" w:eastAsia="Arial" w:hAnsi="Arial"/>
+                <w:sz w:val="20"/>
+                <w:szCs w:val="20"/>
+              </w:rPr>
+              <w:br/>
+              <w:t xml:space="preserve"/>
+            </w:r>
+            <w:r>
+              <w:rPr>
+                <w:rFonts w:ascii="Arial" w:cs="Arial" w:eastAsia="Arial" w:hAnsi="Arial"/>
+                <w:sz w:val="20"/>
+                <w:szCs w:val="20"/>
+              </w:rPr>
+              <w:br/>
+              <w:t xml:space="preserve"/>
+            </w:r>
+            <w:r>
+              <w:rPr>
+                <w:rFonts w:ascii="Arial" w:cs="Arial" w:eastAsia="Arial" w:hAnsi="Arial"/>
+                <w:b w:val="false"/>
+                <w:bCs w:val="false"/>
+                <w:i/>
+                <w:iCs/>
+                <w:color w:val="444444"/>
+                <w:sz w:val="20"/>
+                <w:szCs w:val="20"/>
+              </w:rPr>
+              <w:t xml:space="preserve">Today's Goal: By the end of class you will be able to build a number guessing game that applies conditionals to game logic and provides feedback.</w:t>
+            </w:r>
+            <w:r>
+              <w:rPr>
+                <w:rFonts w:ascii="Arial" w:cs="Arial" w:eastAsia="Arial" w:hAnsi="Arial"/>
+                <w:sz w:val="20"/>
+                <w:szCs w:val="20"/>
+              </w:rPr>
+              <w:br/>
+              <w:t xml:space="preserve"/>
+            </w:r>
+            <w:r>
+              <w:rPr>
+                <w:rFonts w:ascii="Arial" w:cs="Arial" w:eastAsia="Arial" w:hAnsi="Arial"/>
+                <w:b w:val="false"/>
+                <w:bCs w:val="false"/>
+                <w:i/>
+                <w:iCs/>
+                <w:color w:val="555555"/>
+                <w:sz w:val="20"/>
+                <w:szCs w:val="20"/>
+              </w:rPr>
+              <w:t xml:space="preserve">→ Pair-share your response, then 2–3 students share with the class.</w:t>
             </w:r>
           </w:p>
         </w:tc>
@@ -319,9 +515,9 @@
               <w:right w:val="single" w:color="CCCCCC" w:sz="1"/>
             </w:tcBorders>
             <w:tcMar>
-              <w:top w:type="dxa" w:w="60"/>
+              <w:top w:type="dxa" w:w="80"/>
               <w:left w:type="dxa" w:w="120"/>
-              <w:bottom w:type="dxa" w:w="60"/>
+              <w:bottom w:type="dxa" w:w="80"/>
               <w:right w:type="dxa" w:w="120"/>
             </w:tcMar>
           </w:tcPr>
@@ -348,20 +544,402 @@
               <w:right w:val="single" w:color="CCCCCC" w:sz="1"/>
             </w:tcBorders>
             <w:tcMar>
-              <w:top w:type="dxa" w:w="60"/>
+              <w:top w:type="dxa" w:w="80"/>
               <w:left w:type="dxa" w:w="120"/>
-              <w:bottom w:type="dxa" w:w="60"/>
+              <w:bottom w:type="dxa" w:w="80"/>
               <w:right w:type="dxa" w:w="120"/>
             </w:tcMar>
           </w:tcPr>
           <w:p>
-            <w:r>
-              <w:rPr>
-                <w:rFonts w:ascii="Arial" w:cs="Arial" w:eastAsia="Arial" w:hAnsi="Arial"/>
-                <w:sz w:val="20"/>
-                <w:szCs w:val="20"/>
-              </w:rPr>
-              <w:t xml:space="preserve">Mini Lesson: Number Guessing Game (Single Guess)</w:t>
+            <w:pPr>
+              <w:spacing w:after="80" w:before="80"/>
+            </w:pPr>
+            <w:r>
+              <w:rPr>
+                <w:rFonts w:ascii="Arial" w:cs="Arial" w:eastAsia="Arial" w:hAnsi="Arial"/>
+                <w:b/>
+                <w:bCs/>
+                <w:i w:val="false"/>
+                <w:iCs w:val="false"/>
+                <w:color w:val="000000"/>
+                <w:sz w:val="22"/>
+                <w:szCs w:val="22"/>
+              </w:rPr>
+              <w:t xml:space="preserve">Mini Lesson: </w:t>
+            </w:r>
+            <w:r>
+              <w:rPr>
+                <w:rFonts w:ascii="Arial" w:cs="Arial" w:eastAsia="Arial" w:hAnsi="Arial"/>
+                <w:b w:val="false"/>
+                <w:bCs w:val="false"/>
+                <w:i w:val="false"/>
+                <w:iCs w:val="false"/>
+                <w:color w:val="000000"/>
+                <w:sz w:val="22"/>
+                <w:szCs w:val="22"/>
+              </w:rPr>
+              <w:t xml:space="preserve">Number Guessing Game (Single Guess)</w:t>
+            </w:r>
+            <w:r>
+              <w:rPr>
+                <w:rFonts w:ascii="Arial" w:cs="Arial" w:eastAsia="Arial" w:hAnsi="Arial"/>
+                <w:sz w:val="20"/>
+                <w:szCs w:val="20"/>
+              </w:rPr>
+              <w:br/>
+              <w:t xml:space="preserve"/>
+            </w:r>
+            <w:r>
+              <w:rPr>
+                <w:rFonts w:ascii="Arial" w:cs="Arial" w:eastAsia="Arial" w:hAnsi="Arial"/>
+                <w:sz w:val="20"/>
+                <w:szCs w:val="20"/>
+              </w:rPr>
+              <w:br/>
+              <w:t xml:space="preserve"/>
+            </w:r>
+            <w:r>
+              <w:rPr>
+                <w:rFonts w:ascii="Arial" w:cs="Arial" w:eastAsia="Arial" w:hAnsi="Arial"/>
+                <w:b/>
+                <w:bCs/>
+                <w:i/>
+                <w:iCs/>
+                <w:color w:val="000000"/>
+                <w:sz w:val="20"/>
+                <w:szCs w:val="20"/>
+              </w:rPr>
+              <w:t xml:space="preserve">Learning Target: </w:t>
+            </w:r>
+            <w:r>
+              <w:rPr>
+                <w:rFonts w:ascii="Arial" w:cs="Arial" w:eastAsia="Arial" w:hAnsi="Arial"/>
+                <w:b w:val="false"/>
+                <w:bCs w:val="false"/>
+                <w:i/>
+                <w:iCs/>
+                <w:color w:val="333333"/>
+                <w:sz w:val="20"/>
+                <w:szCs w:val="20"/>
+              </w:rPr>
+              <w:t xml:space="preserve">I can build a number guessing game that applies conditionals to game logic and provides feedback.</w:t>
+            </w:r>
+            <w:r>
+              <w:rPr>
+                <w:rFonts w:ascii="Arial" w:cs="Arial" w:eastAsia="Arial" w:hAnsi="Arial"/>
+                <w:sz w:val="20"/>
+                <w:szCs w:val="20"/>
+              </w:rPr>
+              <w:br/>
+              <w:t xml:space="preserve"/>
+            </w:r>
+            <w:r>
+              <w:rPr>
+                <w:rFonts w:ascii="Arial" w:cs="Arial" w:eastAsia="Arial" w:hAnsi="Arial"/>
+                <w:sz w:val="20"/>
+                <w:szCs w:val="20"/>
+              </w:rPr>
+              <w:br/>
+              <w:t xml:space="preserve"/>
+            </w:r>
+            <w:r>
+              <w:rPr>
+                <w:rFonts w:ascii="Arial" w:cs="Arial" w:eastAsia="Arial" w:hAnsi="Arial"/>
+                <w:b w:val="false"/>
+                <w:bCs w:val="false"/>
+                <w:i w:val="false"/>
+                <w:iCs w:val="false"/>
+                <w:color w:val="000000"/>
+                <w:sz w:val="20"/>
+                <w:szCs w:val="20"/>
+              </w:rPr>
+              <w:t xml:space="preserve">Number Guessing Game demonstrates:</w:t>
+            </w:r>
+            <w:r>
+              <w:rPr>
+                <w:rFonts w:ascii="Arial" w:cs="Arial" w:eastAsia="Arial" w:hAnsi="Arial"/>
+                <w:sz w:val="20"/>
+                <w:szCs w:val="20"/>
+              </w:rPr>
+              <w:br/>
+              <w:t xml:space="preserve"/>
+            </w:r>
+            <w:r>
+              <w:rPr>
+                <w:rFonts w:ascii="Arial" w:cs="Arial" w:eastAsia="Arial" w:hAnsi="Arial"/>
+                <w:b w:val="false"/>
+                <w:bCs w:val="false"/>
+                <w:i w:val="false"/>
+                <w:iCs w:val="false"/>
+                <w:color w:val="000000"/>
+                <w:sz w:val="20"/>
+                <w:szCs w:val="20"/>
+              </w:rPr>
+              <w:t xml:space="preserve">4. Give feedback (correct, too high, too low)</w:t>
+            </w:r>
+            <w:r>
+              <w:rPr>
+                <w:rFonts w:ascii="Arial" w:cs="Arial" w:eastAsia="Arial" w:hAnsi="Arial"/>
+                <w:sz w:val="20"/>
+                <w:szCs w:val="20"/>
+              </w:rPr>
+              <w:br/>
+              <w:t xml:space="preserve"/>
+            </w:r>
+            <w:r>
+              <w:rPr>
+                <w:rFonts w:ascii="Arial" w:cs="Arial" w:eastAsia="Arial" w:hAnsi="Arial"/>
+                <w:sz w:val="20"/>
+                <w:szCs w:val="20"/>
+              </w:rPr>
+              <w:br/>
+              <w:t xml:space="preserve"/>
+            </w:r>
+            <w:r>
+              <w:rPr>
+                <w:rFonts w:ascii="Arial" w:cs="Arial" w:eastAsia="Arial" w:hAnsi="Arial"/>
+                <w:b/>
+                <w:bCs/>
+                <w:i w:val="false"/>
+                <w:iCs w:val="false"/>
+                <w:color w:val="000000"/>
+                <w:sz w:val="20"/>
+                <w:szCs w:val="20"/>
+              </w:rPr>
+              <w:t xml:space="preserve">Key Concepts:</w:t>
+            </w:r>
+            <w:r>
+              <w:rPr>
+                <w:rFonts w:ascii="Arial" w:cs="Arial" w:eastAsia="Arial" w:hAnsi="Arial"/>
+                <w:sz w:val="20"/>
+                <w:szCs w:val="20"/>
+              </w:rPr>
+              <w:br/>
+              <w:t xml:space="preserve"/>
+            </w:r>
+            <w:r>
+              <w:rPr>
+                <w:rFonts w:ascii="Arial" w:cs="Arial" w:eastAsia="Arial" w:hAnsi="Arial"/>
+                <w:b w:val="false"/>
+                <w:bCs w:val="false"/>
+                <w:i w:val="false"/>
+                <w:iCs w:val="false"/>
+                <w:color w:val="000000"/>
+                <w:sz w:val="20"/>
+                <w:szCs w:val="20"/>
+              </w:rPr>
+              <w:t xml:space="preserve">    • Random number generation</w:t>
+            </w:r>
+            <w:r>
+              <w:rPr>
+                <w:rFonts w:ascii="Arial" w:cs="Arial" w:eastAsia="Arial" w:hAnsi="Arial"/>
+                <w:sz w:val="20"/>
+                <w:szCs w:val="20"/>
+              </w:rPr>
+              <w:br/>
+              <w:t xml:space="preserve"/>
+            </w:r>
+            <w:r>
+              <w:rPr>
+                <w:rFonts w:ascii="Arial" w:cs="Arial" w:eastAsia="Arial" w:hAnsi="Arial"/>
+                <w:b w:val="false"/>
+                <w:bCs w:val="false"/>
+                <w:i w:val="false"/>
+                <w:iCs w:val="false"/>
+                <w:color w:val="000000"/>
+                <w:sz w:val="20"/>
+                <w:szCs w:val="20"/>
+              </w:rPr>
+              <w:t xml:space="preserve">    • User input and validation</w:t>
+            </w:r>
+            <w:r>
+              <w:rPr>
+                <w:rFonts w:ascii="Arial" w:cs="Arial" w:eastAsia="Arial" w:hAnsi="Arial"/>
+                <w:sz w:val="20"/>
+                <w:szCs w:val="20"/>
+              </w:rPr>
+              <w:br/>
+              <w:t xml:space="preserve"/>
+            </w:r>
+            <w:r>
+              <w:rPr>
+                <w:rFonts w:ascii="Arial" w:cs="Arial" w:eastAsia="Arial" w:hAnsi="Arial"/>
+                <w:b w:val="false"/>
+                <w:bCs w:val="false"/>
+                <w:i w:val="false"/>
+                <w:iCs w:val="false"/>
+                <w:color w:val="000000"/>
+                <w:sz w:val="20"/>
+                <w:szCs w:val="20"/>
+              </w:rPr>
+              <w:t xml:space="preserve">    • Conditional comparisons (==, &lt;, &gt;)</w:t>
+            </w:r>
+            <w:r>
+              <w:rPr>
+                <w:rFonts w:ascii="Arial" w:cs="Arial" w:eastAsia="Arial" w:hAnsi="Arial"/>
+                <w:sz w:val="20"/>
+                <w:szCs w:val="20"/>
+              </w:rPr>
+              <w:br/>
+              <w:t xml:space="preserve"/>
+            </w:r>
+            <w:r>
+              <w:rPr>
+                <w:rFonts w:ascii="Arial" w:cs="Arial" w:eastAsia="Arial" w:hAnsi="Arial"/>
+                <w:b w:val="false"/>
+                <w:bCs w:val="false"/>
+                <w:i w:val="false"/>
+                <w:iCs w:val="false"/>
+                <w:color w:val="000000"/>
+                <w:sz w:val="20"/>
+                <w:szCs w:val="20"/>
+              </w:rPr>
+              <w:t xml:space="preserve">    • Feedback based on results</w:t>
+            </w:r>
+            <w:r>
+              <w:rPr>
+                <w:rFonts w:ascii="Arial" w:cs="Arial" w:eastAsia="Arial" w:hAnsi="Arial"/>
+                <w:sz w:val="20"/>
+                <w:szCs w:val="20"/>
+              </w:rPr>
+              <w:br/>
+              <w:t xml:space="preserve"/>
+            </w:r>
+            <w:r>
+              <w:rPr>
+                <w:rFonts w:ascii="Arial" w:cs="Arial" w:eastAsia="Arial" w:hAnsi="Arial"/>
+                <w:b w:val="false"/>
+                <w:bCs w:val="false"/>
+                <w:i w:val="false"/>
+                <w:iCs w:val="false"/>
+                <w:color w:val="000000"/>
+                <w:sz w:val="20"/>
+                <w:szCs w:val="20"/>
+              </w:rPr>
+              <w:t xml:space="preserve">    • Game state management</w:t>
+            </w:r>
+            <w:r>
+              <w:rPr>
+                <w:rFonts w:ascii="Arial" w:cs="Arial" w:eastAsia="Arial" w:hAnsi="Arial"/>
+                <w:sz w:val="20"/>
+                <w:szCs w:val="20"/>
+              </w:rPr>
+              <w:br/>
+              <w:t xml:space="preserve"/>
+            </w:r>
+            <w:r>
+              <w:rPr>
+                <w:rFonts w:ascii="Arial" w:cs="Arial" w:eastAsia="Arial" w:hAnsi="Arial"/>
+                <w:sz w:val="20"/>
+                <w:szCs w:val="20"/>
+              </w:rPr>
+              <w:br/>
+              <w:t xml:space="preserve"/>
+            </w:r>
+            <w:r>
+              <w:rPr>
+                <w:rFonts w:ascii="Arial" w:cs="Arial" w:eastAsia="Arial" w:hAnsi="Arial"/>
+                <w:b/>
+                <w:bCs/>
+                <w:i w:val="false"/>
+                <w:iCs w:val="false"/>
+                <w:color w:val="000000"/>
+                <w:sz w:val="20"/>
+                <w:szCs w:val="20"/>
+              </w:rPr>
+              <w:t xml:space="preserve">Vocabulary: </w:t>
+            </w:r>
+            <w:r>
+              <w:rPr>
+                <w:rFonts w:ascii="Arial" w:cs="Arial" w:eastAsia="Arial" w:hAnsi="Arial"/>
+                <w:b w:val="false"/>
+                <w:bCs w:val="false"/>
+                <w:i w:val="false"/>
+                <w:iCs w:val="false"/>
+                <w:color w:val="000000"/>
+                <w:sz w:val="20"/>
+                <w:szCs w:val="20"/>
+              </w:rPr>
+              <w:t xml:space="preserve">Game Logic</w:t>
+            </w:r>
+            <w:r>
+              <w:rPr>
+                <w:rFonts w:ascii="Arial" w:cs="Arial" w:eastAsia="Arial" w:hAnsi="Arial"/>
+                <w:sz w:val="20"/>
+                <w:szCs w:val="20"/>
+              </w:rPr>
+              <w:br/>
+              <w:t xml:space="preserve"/>
+            </w:r>
+            <w:r>
+              <w:rPr>
+                <w:rFonts w:ascii="Arial" w:cs="Arial" w:eastAsia="Arial" w:hAnsi="Arial"/>
+                <w:sz w:val="20"/>
+                <w:szCs w:val="20"/>
+              </w:rPr>
+              <w:br/>
+              <w:t xml:space="preserve"/>
+            </w:r>
+            <w:r>
+              <w:rPr>
+                <w:rFonts w:ascii="Arial" w:cs="Arial" w:eastAsia="Arial" w:hAnsi="Arial"/>
+                <w:b/>
+                <w:bCs/>
+                <w:i/>
+                <w:iCs/>
+                <w:color w:val="555555"/>
+                <w:sz w:val="20"/>
+                <w:szCs w:val="20"/>
+              </w:rPr>
+              <w:t xml:space="preserve">→ Live Demo — </w:t>
+            </w:r>
+            <w:r>
+              <w:rPr>
+                <w:rFonts w:ascii="Arial" w:cs="Arial" w:eastAsia="Arial" w:hAnsi="Arial"/>
+                <w:b w:val="false"/>
+                <w:bCs w:val="false"/>
+                <w:i/>
+                <w:iCs/>
+                <w:color w:val="555555"/>
+                <w:sz w:val="20"/>
+                <w:szCs w:val="20"/>
+              </w:rPr>
+              <w:t xml:space="preserve">type examples as students follow along in their own editor.</w:t>
+            </w:r>
+            <w:r>
+              <w:rPr>
+                <w:rFonts w:ascii="Arial" w:cs="Arial" w:eastAsia="Arial" w:hAnsi="Arial"/>
+                <w:sz w:val="20"/>
+                <w:szCs w:val="20"/>
+              </w:rPr>
+              <w:br/>
+              <w:t xml:space="preserve"/>
+            </w:r>
+            <w:r>
+              <w:rPr>
+                <w:rFonts w:ascii="Arial" w:cs="Arial" w:eastAsia="Arial" w:hAnsi="Arial"/>
+                <w:b/>
+                <w:bCs/>
+                <w:i/>
+                <w:iCs/>
+                <w:color w:val="555555"/>
+                <w:sz w:val="20"/>
+                <w:szCs w:val="20"/>
+              </w:rPr>
+              <w:t xml:space="preserve">→ Check for Understanding: </w:t>
+            </w:r>
+            <w:r>
+              <w:rPr>
+                <w:rFonts w:ascii="Arial" w:cs="Arial" w:eastAsia="Arial" w:hAnsi="Arial"/>
+                <w:b w:val="false"/>
+                <w:bCs w:val="false"/>
+                <w:i/>
+                <w:iCs/>
+                <w:color w:val="555555"/>
+                <w:sz w:val="20"/>
+                <w:szCs w:val="20"/>
+              </w:rPr>
+              <w:t xml:space="preserve">pause and cold-call: “Can someone explain what we just did in their own words?”</w:t>
             </w:r>
           </w:p>
         </w:tc>
@@ -377,9 +955,9 @@
               <w:right w:val="single" w:color="CCCCCC" w:sz="1"/>
             </w:tcBorders>
             <w:tcMar>
-              <w:top w:type="dxa" w:w="60"/>
+              <w:top w:type="dxa" w:w="80"/>
               <w:left w:type="dxa" w:w="120"/>
-              <w:bottom w:type="dxa" w:w="60"/>
+              <w:bottom w:type="dxa" w:w="80"/>
               <w:right w:type="dxa" w:w="120"/>
             </w:tcMar>
           </w:tcPr>
@@ -406,20 +984,90 @@
               <w:right w:val="single" w:color="CCCCCC" w:sz="1"/>
             </w:tcBorders>
             <w:tcMar>
-              <w:top w:type="dxa" w:w="60"/>
+              <w:top w:type="dxa" w:w="80"/>
               <w:left w:type="dxa" w:w="120"/>
-              <w:bottom w:type="dxa" w:w="60"/>
+              <w:bottom w:type="dxa" w:w="80"/>
               <w:right w:type="dxa" w:w="120"/>
             </w:tcMar>
           </w:tcPr>
           <w:p>
-            <w:r>
-              <w:rPr>
-                <w:rFonts w:ascii="Arial" w:cs="Arial" w:eastAsia="Arial" w:hAnsi="Arial"/>
-                <w:sz w:val="20"/>
-                <w:szCs w:val="20"/>
+            <w:pPr>
+              <w:spacing w:after="80" w:before="80"/>
+            </w:pPr>
+            <w:r>
+              <w:rPr>
+                <w:rFonts w:ascii="Arial" w:cs="Arial" w:eastAsia="Arial" w:hAnsi="Arial"/>
+                <w:b/>
+                <w:bCs/>
+                <w:i w:val="false"/>
+                <w:iCs w:val="false"/>
+                <w:color w:val="000000"/>
+                <w:sz w:val="22"/>
+                <w:szCs w:val="22"/>
               </w:rPr>
               <w:t xml:space="preserve">Guided Practice</w:t>
+            </w:r>
+            <w:r>
+              <w:rPr>
+                <w:rFonts w:ascii="Arial" w:cs="Arial" w:eastAsia="Arial" w:hAnsi="Arial"/>
+                <w:sz w:val="20"/>
+                <w:szCs w:val="20"/>
+              </w:rPr>
+              <w:br/>
+              <w:t xml:space="preserve"/>
+            </w:r>
+            <w:r>
+              <w:rPr>
+                <w:rFonts w:ascii="Arial" w:cs="Arial" w:eastAsia="Arial" w:hAnsi="Arial"/>
+                <w:sz w:val="20"/>
+                <w:szCs w:val="20"/>
+              </w:rPr>
+              <w:br/>
+              <w:t xml:space="preserve"/>
+            </w:r>
+            <w:r>
+              <w:rPr>
+                <w:rFonts w:ascii="Arial" w:cs="Arial" w:eastAsia="Arial" w:hAnsi="Arial"/>
+                <w:b w:val="false"/>
+                <w:bCs w:val="false"/>
+                <w:i w:val="false"/>
+                <w:iCs w:val="false"/>
+                <w:color w:val="000000"/>
+                <w:sz w:val="20"/>
+                <w:szCs w:val="20"/>
+              </w:rPr>
+              <w:t xml:space="preserve">Test multiple times. Each run should pick a new number.</w:t>
+            </w:r>
+            <w:r>
+              <w:rPr>
+                <w:rFonts w:ascii="Arial" w:cs="Arial" w:eastAsia="Arial" w:hAnsi="Arial"/>
+                <w:sz w:val="20"/>
+                <w:szCs w:val="20"/>
+              </w:rPr>
+              <w:br/>
+              <w:t xml:space="preserve"/>
+            </w:r>
+            <w:r>
+              <w:rPr>
+                <w:rFonts w:ascii="Arial" w:cs="Arial" w:eastAsia="Arial" w:hAnsi="Arial"/>
+                <w:sz w:val="20"/>
+                <w:szCs w:val="20"/>
+              </w:rPr>
+              <w:br/>
+              <w:t xml:space="preserve"/>
+            </w:r>
+            <w:r>
+              <w:rPr>
+                <w:rFonts w:ascii="Arial" w:cs="Arial" w:eastAsia="Arial" w:hAnsi="Arial"/>
+                <w:b w:val="false"/>
+                <w:bCs w:val="false"/>
+                <w:i/>
+                <w:iCs/>
+                <w:color w:val="555555"/>
+                <w:sz w:val="20"/>
+                <w:szCs w:val="20"/>
+              </w:rPr>
+              <w:t xml:space="preserve">→ Teacher models — students try alongside, then compare results.</w:t>
             </w:r>
           </w:p>
         </w:tc>
@@ -435,9 +1083,9 @@
               <w:right w:val="single" w:color="CCCCCC" w:sz="1"/>
             </w:tcBorders>
             <w:tcMar>
-              <w:top w:type="dxa" w:w="60"/>
+              <w:top w:type="dxa" w:w="80"/>
               <w:left w:type="dxa" w:w="120"/>
-              <w:bottom w:type="dxa" w:w="60"/>
+              <w:bottom w:type="dxa" w:w="80"/>
               <w:right w:type="dxa" w:w="120"/>
             </w:tcMar>
           </w:tcPr>
@@ -450,7 +1098,7 @@
                 <w:sz w:val="20"/>
                 <w:szCs w:val="20"/>
               </w:rPr>
-              <w:t xml:space="preserve">15-20 min</w:t>
+              <w:t xml:space="preserve">15–20 min</w:t>
             </w:r>
           </w:p>
         </w:tc>
@@ -464,20 +1112,164 @@
               <w:right w:val="single" w:color="CCCCCC" w:sz="1"/>
             </w:tcBorders>
             <w:tcMar>
-              <w:top w:type="dxa" w:w="60"/>
+              <w:top w:type="dxa" w:w="80"/>
               <w:left w:type="dxa" w:w="120"/>
-              <w:bottom w:type="dxa" w:w="60"/>
+              <w:bottom w:type="dxa" w:w="80"/>
               <w:right w:type="dxa" w:w="120"/>
             </w:tcMar>
           </w:tcPr>
           <w:p>
-            <w:r>
-              <w:rPr>
-                <w:rFonts w:ascii="Arial" w:cs="Arial" w:eastAsia="Arial" w:hAnsi="Arial"/>
-                <w:sz w:val="20"/>
-                <w:szCs w:val="20"/>
+            <w:pPr>
+              <w:spacing w:after="80" w:before="80"/>
+            </w:pPr>
+            <w:r>
+              <w:rPr>
+                <w:rFonts w:ascii="Arial" w:cs="Arial" w:eastAsia="Arial" w:hAnsi="Arial"/>
+                <w:b/>
+                <w:bCs/>
+                <w:i w:val="false"/>
+                <w:iCs w:val="false"/>
+                <w:color w:val="000000"/>
+                <w:sz w:val="22"/>
+                <w:szCs w:val="22"/>
               </w:rPr>
               <w:t xml:space="preserve">Independent Practice / Code Along</w:t>
+            </w:r>
+            <w:r>
+              <w:rPr>
+                <w:rFonts w:ascii="Arial" w:cs="Arial" w:eastAsia="Arial" w:hAnsi="Arial"/>
+                <w:sz w:val="20"/>
+                <w:szCs w:val="20"/>
+              </w:rPr>
+              <w:br/>
+              <w:t xml:space="preserve"/>
+            </w:r>
+            <w:r>
+              <w:rPr>
+                <w:rFonts w:ascii="Arial" w:cs="Arial" w:eastAsia="Arial" w:hAnsi="Arial"/>
+                <w:b/>
+                <w:bCs/>
+                <w:i w:val="false"/>
+                <w:iCs w:val="false"/>
+                <w:color w:val="000000"/>
+                <w:sz w:val="20"/>
+                <w:szCs w:val="20"/>
+              </w:rPr>
+              <w:t xml:space="preserve">    Beginner: </w:t>
+            </w:r>
+            <w:r>
+              <w:rPr>
+                <w:rFonts w:ascii="Arial" w:cs="Arial" w:eastAsia="Arial" w:hAnsi="Arial"/>
+                <w:b w:val="false"/>
+                <w:bCs w:val="false"/>
+                <w:i w:val="false"/>
+                <w:iCs w:val="false"/>
+                <w:color w:val="000000"/>
+                <w:sz w:val="20"/>
+                <w:szCs w:val="20"/>
+              </w:rPr>
+              <w:t xml:space="preserve">: Use abs() to get absolute distance, compare with 5 and 10 -</w:t>
+            </w:r>
+            <w:r>
+              <w:rPr>
+                <w:rFonts w:ascii="Arial" w:cs="Arial" w:eastAsia="Arial" w:hAnsi="Arial"/>
+                <w:sz w:val="20"/>
+                <w:szCs w:val="20"/>
+              </w:rPr>
+              <w:br/>
+              <w:t xml:space="preserve"/>
+            </w:r>
+            <w:r>
+              <w:rPr>
+                <w:rFonts w:ascii="Arial" w:cs="Arial" w:eastAsia="Arial" w:hAnsi="Arial"/>
+                <w:b/>
+                <w:bCs/>
+                <w:i w:val="false"/>
+                <w:iCs w:val="false"/>
+                <w:color w:val="000000"/>
+                <w:sz w:val="20"/>
+                <w:szCs w:val="20"/>
+              </w:rPr>
+              <w:t xml:space="preserve">    Intermediate: </w:t>
+            </w:r>
+            <w:r>
+              <w:rPr>
+                <w:rFonts w:ascii="Arial" w:cs="Arial" w:eastAsia="Arial" w:hAnsi="Arial"/>
+                <w:b w:val="false"/>
+                <w:bCs w:val="false"/>
+                <w:i w:val="false"/>
+                <w:iCs w:val="false"/>
+                <w:color w:val="000000"/>
+                <w:sz w:val="20"/>
+                <w:szCs w:val="20"/>
+              </w:rPr>
+              <w:t xml:space="preserve">: Store max range in variable, use in message and random.randint() -</w:t>
+            </w:r>
+            <w:r>
+              <w:rPr>
+                <w:rFonts w:ascii="Arial" w:cs="Arial" w:eastAsia="Arial" w:hAnsi="Arial"/>
+                <w:sz w:val="20"/>
+                <w:szCs w:val="20"/>
+              </w:rPr>
+              <w:br/>
+              <w:t xml:space="preserve"/>
+            </w:r>
+            <w:r>
+              <w:rPr>
+                <w:rFonts w:ascii="Arial" w:cs="Arial" w:eastAsia="Arial" w:hAnsi="Arial"/>
+                <w:b/>
+                <w:bCs/>
+                <w:i w:val="false"/>
+                <w:iCs w:val="false"/>
+                <w:color w:val="000000"/>
+                <w:sz w:val="20"/>
+                <w:szCs w:val="20"/>
+              </w:rPr>
+              <w:t xml:space="preserve">    Challenge: </w:t>
+            </w:r>
+            <w:r>
+              <w:rPr>
+                <w:rFonts w:ascii="Arial" w:cs="Arial" w:eastAsia="Arial" w:hAnsi="Arial"/>
+                <w:b w:val="false"/>
+                <w:bCs w:val="false"/>
+                <w:i w:val="false"/>
+                <w:iCs w:val="false"/>
+                <w:color w:val="000000"/>
+                <w:sz w:val="20"/>
+                <w:szCs w:val="20"/>
+              </w:rPr>
+              <w:t xml:space="preserve">: Check distance ranges: 0, &lt;=5, &lt;=10, &lt;=20, otherwise --- ## Sample Answers ### Problem 1 Example ### Problem 3 Example --- ## Extension Id…</w:t>
+            </w:r>
+            <w:r>
+              <w:rPr>
+                <w:rFonts w:ascii="Arial" w:cs="Arial" w:eastAsia="Arial" w:hAnsi="Arial"/>
+                <w:sz w:val="20"/>
+                <w:szCs w:val="20"/>
+              </w:rPr>
+              <w:br/>
+              <w:t xml:space="preserve"/>
+            </w:r>
+            <w:r>
+              <w:rPr>
+                <w:rFonts w:ascii="Arial" w:cs="Arial" w:eastAsia="Arial" w:hAnsi="Arial"/>
+                <w:sz w:val="20"/>
+                <w:szCs w:val="20"/>
+              </w:rPr>
+              <w:br/>
+              <w:t xml:space="preserve"/>
+            </w:r>
+            <w:r>
+              <w:rPr>
+                <w:rFonts w:ascii="Arial" w:cs="Arial" w:eastAsia="Arial" w:hAnsi="Arial"/>
+                <w:b w:val="false"/>
+                <w:bCs w:val="false"/>
+                <w:i/>
+                <w:iCs/>
+                <w:color w:val="555555"/>
+                <w:sz w:val="20"/>
+                <w:szCs w:val="20"/>
+              </w:rPr>
+              <w:t xml:space="preserve">→ Teacher circulates — offer hints, check for understanding.</w:t>
             </w:r>
           </w:p>
         </w:tc>
@@ -493,9 +1285,9 @@
               <w:right w:val="single" w:color="CCCCCC" w:sz="1"/>
             </w:tcBorders>
             <w:tcMar>
-              <w:top w:type="dxa" w:w="60"/>
+              <w:top w:type="dxa" w:w="80"/>
               <w:left w:type="dxa" w:w="120"/>
-              <w:bottom w:type="dxa" w:w="60"/>
+              <w:bottom w:type="dxa" w:w="80"/>
               <w:right w:type="dxa" w:w="120"/>
             </w:tcMar>
           </w:tcPr>
@@ -522,20 +1314,90 @@
               <w:right w:val="single" w:color="CCCCCC" w:sz="1"/>
             </w:tcBorders>
             <w:tcMar>
-              <w:top w:type="dxa" w:w="60"/>
+              <w:top w:type="dxa" w:w="80"/>
               <w:left w:type="dxa" w:w="120"/>
-              <w:bottom w:type="dxa" w:w="60"/>
+              <w:bottom w:type="dxa" w:w="80"/>
               <w:right w:type="dxa" w:w="120"/>
             </w:tcMar>
           </w:tcPr>
           <w:p>
-            <w:r>
-              <w:rPr>
-                <w:rFonts w:ascii="Arial" w:cs="Arial" w:eastAsia="Arial" w:hAnsi="Arial"/>
-                <w:sz w:val="20"/>
-                <w:szCs w:val="20"/>
+            <w:pPr>
+              <w:spacing w:after="80" w:before="80"/>
+            </w:pPr>
+            <w:r>
+              <w:rPr>
+                <w:rFonts w:ascii="Arial" w:cs="Arial" w:eastAsia="Arial" w:hAnsi="Arial"/>
+                <w:b/>
+                <w:bCs/>
+                <w:i w:val="false"/>
+                <w:iCs w:val="false"/>
+                <w:color w:val="000000"/>
+                <w:sz w:val="22"/>
+                <w:szCs w:val="22"/>
               </w:rPr>
               <w:t xml:space="preserve">Exit Ticket / Wrap-Up</w:t>
+            </w:r>
+            <w:r>
+              <w:rPr>
+                <w:rFonts w:ascii="Arial" w:cs="Arial" w:eastAsia="Arial" w:hAnsi="Arial"/>
+                <w:sz w:val="20"/>
+                <w:szCs w:val="20"/>
+              </w:rPr>
+              <w:br/>
+              <w:t xml:space="preserve"/>
+            </w:r>
+            <w:r>
+              <w:rPr>
+                <w:rFonts w:ascii="Arial" w:cs="Arial" w:eastAsia="Arial" w:hAnsi="Arial"/>
+                <w:sz w:val="20"/>
+                <w:szCs w:val="20"/>
+              </w:rPr>
+              <w:br/>
+              <w:t xml:space="preserve"/>
+            </w:r>
+            <w:r>
+              <w:rPr>
+                <w:rFonts w:ascii="Arial" w:cs="Arial" w:eastAsia="Arial" w:hAnsi="Arial"/>
+                <w:b w:val="false"/>
+                <w:bCs w:val="false"/>
+                <w:i w:val="false"/>
+                <w:iCs w:val="false"/>
+                <w:color w:val="000000"/>
+                <w:sz w:val="20"/>
+                <w:szCs w:val="20"/>
+              </w:rPr>
+              <w:t xml:space="preserve">Quick Check: Build a number guessing game that applies conditionals to game logic and provides feedback?</w:t>
+            </w:r>
+            <w:r>
+              <w:rPr>
+                <w:rFonts w:ascii="Arial" w:cs="Arial" w:eastAsia="Arial" w:hAnsi="Arial"/>
+                <w:sz w:val="20"/>
+                <w:szCs w:val="20"/>
+              </w:rPr>
+              <w:br/>
+              <w:t xml:space="preserve"/>
+            </w:r>
+            <w:r>
+              <w:rPr>
+                <w:rFonts w:ascii="Arial" w:cs="Arial" w:eastAsia="Arial" w:hAnsi="Arial"/>
+                <w:sz w:val="20"/>
+                <w:szCs w:val="20"/>
+              </w:rPr>
+              <w:br/>
+              <w:t xml:space="preserve"/>
+            </w:r>
+            <w:r>
+              <w:rPr>
+                <w:rFonts w:ascii="Arial" w:cs="Arial" w:eastAsia="Arial" w:hAnsi="Arial"/>
+                <w:b w:val="false"/>
+                <w:bCs w:val="false"/>
+                <w:i/>
+                <w:iCs/>
+                <w:color w:val="555555"/>
+                <w:sz w:val="20"/>
+                <w:szCs w:val="20"/>
+              </w:rPr>
+              <w:t xml:space="preserve">→ 3–2–1: Name 3 things learned, 2 new vocab words, 1 question you still have.</w:t>
             </w:r>
           </w:p>
         </w:tc>
@@ -859,7 +1721,7 @@
                 <w:sz w:val="18"/>
                 <w:szCs w:val="18"/>
               </w:rPr>
-              <w:t xml:space="preserve"># Basic version</w:t>
+              <w:t xml:space="preserve"> </w:t>
             </w:r>
           </w:p>
           <w:p>
@@ -1002,7 +1864,7 @@
                 <w:sz w:val="18"/>
                 <w:szCs w:val="18"/>
               </w:rPr>
-              <w:t xml:space="preserve"># Version with hints</w:t>
+              <w:t xml:space="preserve"> </w:t>
             </w:r>
           </w:p>
           <w:p>
@@ -1249,7 +2111,7 @@
                 <w:sz w:val="18"/>
                 <w:szCs w:val="18"/>
               </w:rPr>
-              <w:t xml:space="preserve"># Version with scoring</w:t>
+              <w:t xml:space="preserve"> </w:t>
             </w:r>
           </w:p>
           <w:p>
@@ -1496,7 +2358,7 @@
                 <w:sz w:val="18"/>
                 <w:szCs w:val="18"/>
               </w:rPr>
-              <w:t xml:space="preserve"># Full game with difficulty selection</w:t>
+              <w:t xml:space="preserve"> </w:t>
             </w:r>
           </w:p>
           <w:p>
@@ -1912,7 +2774,7 @@
                 <w:sz w:val="18"/>
                 <w:szCs w:val="18"/>
               </w:rPr>
-              <w:t xml:space="preserve"># Game with validation</w:t>
+              <w:t xml:space="preserve"> </w:t>
             </w:r>
           </w:p>
           <w:p>
@@ -2239,7 +3101,7 @@
                 <w:sz w:val="18"/>
                 <w:szCs w:val="18"/>
               </w:rPr>
-              <w:t xml:space="preserve"># Setup</w:t>
+              <w:t xml:space="preserve"> </w:t>
             </w:r>
           </w:p>
           <w:p>
@@ -2291,7 +3153,7 @@
                 <w:sz w:val="18"/>
                 <w:szCs w:val="18"/>
               </w:rPr>
-              <w:t xml:space="preserve"># Get guess</w:t>
+              <w:t xml:space="preserve"> </w:t>
             </w:r>
           </w:p>
           <w:p>
@@ -2330,7 +3192,7 @@
                 <w:sz w:val="18"/>
                 <w:szCs w:val="18"/>
               </w:rPr>
-              <w:t xml:space="preserve"># Give feedback</w:t>
+              <w:t xml:space="preserve"> </w:t>
             </w:r>
           </w:p>
           <w:p>

--- a/Coding 1 - year/Unit 3 - Conditionals/Daily Lesson Plans/Word/Day 63.docx
+++ b/Coding 1 - year/Unit 3 - Conditionals/Daily Lesson Plans/Word/Day 63.docx
@@ -380,7 +380,7 @@
                 <w:sz w:val="20"/>
                 <w:szCs w:val="20"/>
               </w:rPr>
-              <w:t xml:space="preserve">    What do you already know about how to build a number guessing game that applies conditionals to game logic and provides feedback?</w:t>
+              <w:t xml:space="preserve">    If you were going to build a number guessing game that applies conditionals to game logic and provides feedback, what pieces or steps would you need? Brainstorm a quick list.</w:t>
             </w:r>
             <w:r>
               <w:rPr>
@@ -477,7 +477,7 @@
                 <w:sz w:val="20"/>
                 <w:szCs w:val="20"/>
               </w:rPr>
-              <w:t xml:space="preserve">Today's Goal: By the end of class you will be able to build a number guessing game that applies conditionals to game logic and provides feedback.</w:t>
+              <w:t xml:space="preserve">Today’s Goal: By the end of class you will be able to build a number guessing game that applies conditionals to game logic and provides feedback.</w:t>
             </w:r>
             <w:r>
               <w:rPr>
@@ -1366,7 +1366,7 @@
                 <w:sz w:val="20"/>
                 <w:szCs w:val="20"/>
               </w:rPr>
-              <w:t xml:space="preserve">Quick Check: Build a number guessing game that applies conditionals to game logic and provides feedback?</w:t>
+              <w:t xml:space="preserve">What are the 2-3 most important steps when you build a number guessing game that applies conditionals to game logic and provides feedback? What could go wrong if you skip one?</w:t>
             </w:r>
             <w:r>
               <w:rPr>

--- a/Coding 1 - year/Unit 3 - Conditionals/Daily Lesson Plans/Word/Day 63.docx
+++ b/Coding 1 - year/Unit 3 - Conditionals/Daily Lesson Plans/Word/Day 63.docx
@@ -830,6 +830,72 @@
             <w:r>
               <w:rPr>
                 <w:rFonts w:ascii="Arial" w:cs="Arial" w:eastAsia="Arial" w:hAnsi="Arial"/>
+                <w:b w:val="false"/>
+                <w:bCs w:val="false"/>
+                <w:i w:val="false"/>
+                <w:iCs w:val="false"/>
+                <w:color w:val="000000"/>
+                <w:sz w:val="20"/>
+                <w:szCs w:val="20"/>
+              </w:rPr>
+              <w:t xml:space="preserve">    • Pick a random number</w:t>
+            </w:r>
+            <w:r>
+              <w:rPr>
+                <w:rFonts w:ascii="Arial" w:cs="Arial" w:eastAsia="Arial" w:hAnsi="Arial"/>
+                <w:sz w:val="20"/>
+                <w:szCs w:val="20"/>
+              </w:rPr>
+              <w:br/>
+              <w:t xml:space="preserve"/>
+            </w:r>
+            <w:r>
+              <w:rPr>
+                <w:rFonts w:ascii="Arial" w:cs="Arial" w:eastAsia="Arial" w:hAnsi="Arial"/>
+                <w:b w:val="false"/>
+                <w:bCs w:val="false"/>
+                <w:i w:val="false"/>
+                <w:iCs w:val="false"/>
+                <w:color w:val="000000"/>
+                <w:sz w:val="20"/>
+                <w:szCs w:val="20"/>
+              </w:rPr>
+              <w:t xml:space="preserve">    • Ask user to guess</w:t>
+            </w:r>
+            <w:r>
+              <w:rPr>
+                <w:rFonts w:ascii="Arial" w:cs="Arial" w:eastAsia="Arial" w:hAnsi="Arial"/>
+                <w:sz w:val="20"/>
+                <w:szCs w:val="20"/>
+              </w:rPr>
+              <w:br/>
+              <w:t xml:space="preserve"/>
+            </w:r>
+            <w:r>
+              <w:rPr>
+                <w:rFonts w:ascii="Arial" w:cs="Arial" w:eastAsia="Arial" w:hAnsi="Arial"/>
+                <w:b w:val="false"/>
+                <w:bCs w:val="false"/>
+                <w:i w:val="false"/>
+                <w:iCs w:val="false"/>
+                <w:color w:val="000000"/>
+                <w:sz w:val="20"/>
+                <w:szCs w:val="20"/>
+              </w:rPr>
+              <w:t xml:space="preserve">    • Compare guess to target</w:t>
+            </w:r>
+            <w:r>
+              <w:rPr>
+                <w:rFonts w:ascii="Arial" w:cs="Arial" w:eastAsia="Arial" w:hAnsi="Arial"/>
+                <w:sz w:val="20"/>
+                <w:szCs w:val="20"/>
+              </w:rPr>
+              <w:br/>
+              <w:t xml:space="preserve"/>
+            </w:r>
+            <w:r>
+              <w:rPr>
+                <w:rFonts w:ascii="Arial" w:cs="Arial" w:eastAsia="Arial" w:hAnsi="Arial"/>
                 <w:sz w:val="20"/>
                 <w:szCs w:val="20"/>
               </w:rPr>
@@ -1168,7 +1234,7 @@
                 <w:sz w:val="20"/>
                 <w:szCs w:val="20"/>
               </w:rPr>
-              <w:t xml:space="preserve">: Use abs() to get absolute distance, compare with 5 and 10 -</w:t>
+              <w:t xml:space="preserve">Within 5 of target: "Hot!"</w:t>
             </w:r>
             <w:r>
               <w:rPr>
@@ -1203,42 +1269,7 @@
                 <w:sz w:val="20"/>
                 <w:szCs w:val="20"/>
               </w:rPr>
-              <w:t xml:space="preserve">: Store max range in variable, use in message and random.randint() -</w:t>
-            </w:r>
-            <w:r>
-              <w:rPr>
-                <w:rFonts w:ascii="Arial" w:cs="Arial" w:eastAsia="Arial" w:hAnsi="Arial"/>
-                <w:sz w:val="20"/>
-                <w:szCs w:val="20"/>
-              </w:rPr>
-              <w:br/>
-              <w:t xml:space="preserve"/>
-            </w:r>
-            <w:r>
-              <w:rPr>
-                <w:rFonts w:ascii="Arial" w:cs="Arial" w:eastAsia="Arial" w:hAnsi="Arial"/>
-                <w:b/>
-                <w:bCs/>
-                <w:i w:val="false"/>
-                <w:iCs w:val="false"/>
-                <w:color w:val="000000"/>
-                <w:sz w:val="20"/>
-                <w:szCs w:val="20"/>
-              </w:rPr>
-              <w:t xml:space="preserve">    Challenge: </w:t>
-            </w:r>
-            <w:r>
-              <w:rPr>
-                <w:rFonts w:ascii="Arial" w:cs="Arial" w:eastAsia="Arial" w:hAnsi="Arial"/>
-                <w:b w:val="false"/>
-                <w:bCs w:val="false"/>
-                <w:i w:val="false"/>
-                <w:iCs w:val="false"/>
-                <w:color w:val="000000"/>
-                <w:sz w:val="20"/>
-                <w:szCs w:val="20"/>
-              </w:rPr>
-              <w:t xml:space="preserve">: Check distance ranges: 0, &lt;=5, &lt;=10, &lt;=20, otherwise --- ## Sample Answers ### Problem 1 Example ### Problem 3 Example --- ## Extension Id…</w:t>
+              <w:t xml:space="preserve">Add difficulty selection with range:</w:t>
             </w:r>
             <w:r>
               <w:rPr>
@@ -1630,6 +1661,19 @@
     </w:p>
     <w:p>
       <w:pPr>
+        <w:spacing w:after="60"/>
+      </w:pPr>
+      <w:r>
+        <w:rPr>
+          <w:rFonts w:ascii="Arial" w:cs="Arial" w:eastAsia="Arial" w:hAnsi="Arial"/>
+          <w:sz w:val="20"/>
+          <w:szCs w:val="20"/>
+        </w:rPr>
+        <w:t xml:space="preserve">Number guessing games combine random numbers with conditional logic. Perfect practice for if/elif/else chains!</w:t>
+      </w:r>
+    </w:p>
+    <w:p>
+      <w:pPr>
         <w:spacing w:after="160"/>
       </w:pPr>
     </w:p>
@@ -4966,7 +5010,7 @@
           <w:sz w:val="20"/>
           <w:szCs w:val="20"/>
         </w:rPr>
-        <w:t xml:space="preserve">: Use abs() to get absolute distance, compare with 5 and 10 -</w:t>
+        <w:t xml:space="preserve">Within 5 of target: "Hot!"</w:t>
       </w:r>
     </w:p>
     <w:p>
@@ -4989,30 +5033,7 @@
           <w:sz w:val="20"/>
           <w:szCs w:val="20"/>
         </w:rPr>
-        <w:t xml:space="preserve">: Store max range in variable, use in message and random.randint() -</w:t>
-      </w:r>
-    </w:p>
-    <w:p>
-      <w:pPr>
-        <w:spacing w:after="80"/>
-      </w:pPr>
-      <w:r>
-        <w:rPr>
-          <w:rFonts w:ascii="Arial" w:cs="Arial" w:eastAsia="Arial" w:hAnsi="Arial"/>
-          <w:b/>
-          <w:bCs/>
-          <w:sz w:val="20"/>
-          <w:szCs w:val="20"/>
-        </w:rPr>
-        <w:t xml:space="preserve">Problem 3: </w:t>
-      </w:r>
-      <w:r>
-        <w:rPr>
-          <w:rFonts w:ascii="Arial" w:cs="Arial" w:eastAsia="Arial" w:hAnsi="Arial"/>
-          <w:sz w:val="20"/>
-          <w:szCs w:val="20"/>
-        </w:rPr>
-        <w:t xml:space="preserve">: Check distance ranges: 0, &lt;=5, &lt;=10, &lt;=20, otherwise --- ## Sample Answers ### Problem 1 Example ### Problem 3 Example --- ## Extension Ideas 1. Multiple rounds: Play N guesses, best score wins 2. Attempts counter: Limit to 3 guesses 3. Hints system: Provide random hints if asked 4. Replay option:</w:t>
+        <w:t xml:space="preserve">Add difficulty selection with range:</w:t>
       </w:r>
     </w:p>
     <w:p>

--- a/Coding 1 - year/Unit 3 - Conditionals/Daily Lesson Plans/Word/Day 63.docx
+++ b/Coding 1 - year/Unit 3 - Conditionals/Daily Lesson Plans/Word/Day 63.docx
@@ -1234,7 +1234,7 @@
                 <w:sz w:val="20"/>
                 <w:szCs w:val="20"/>
               </w:rPr>
-              <w:t xml:space="preserve">Within 5 of target: "Hot!"</w:t>
+              <w:t xml:space="preserve">Add "hot/cold" feedback: - Within 5 of target: "Hot!" - Within 10: "Warm" - Otherwise: "Cold" ---</w:t>
             </w:r>
             <w:r>
               <w:rPr>
@@ -1269,7 +1269,42 @@
                 <w:sz w:val="20"/>
                 <w:szCs w:val="20"/>
               </w:rPr>
-              <w:t xml:space="preserve">Add difficulty selection with range:</w:t>
+              <w:t xml:space="preserve">Add difficulty selection with range: - Easy: 1-10 - Medium: 1-50 - Hard: 1-100 ---</w:t>
+            </w:r>
+            <w:r>
+              <w:rPr>
+                <w:rFonts w:ascii="Arial" w:cs="Arial" w:eastAsia="Arial" w:hAnsi="Arial"/>
+                <w:sz w:val="20"/>
+                <w:szCs w:val="20"/>
+              </w:rPr>
+              <w:br/>
+              <w:t xml:space="preserve"/>
+            </w:r>
+            <w:r>
+              <w:rPr>
+                <w:rFonts w:ascii="Arial" w:cs="Arial" w:eastAsia="Arial" w:hAnsi="Arial"/>
+                <w:b/>
+                <w:bCs/>
+                <w:i w:val="false"/>
+                <w:iCs w:val="false"/>
+                <w:color w:val="000000"/>
+                <w:sz w:val="20"/>
+                <w:szCs w:val="20"/>
+              </w:rPr>
+              <w:t xml:space="preserve">    Challenge: </w:t>
+            </w:r>
+            <w:r>
+              <w:rPr>
+                <w:rFonts w:ascii="Arial" w:cs="Arial" w:eastAsia="Arial" w:hAnsi="Arial"/>
+                <w:b w:val="false"/>
+                <w:bCs w:val="false"/>
+                <w:i w:val="false"/>
+                <w:iCs w:val="false"/>
+                <w:color w:val="000000"/>
+                <w:sz w:val="20"/>
+                <w:szCs w:val="20"/>
+              </w:rPr>
+              <w:t xml:space="preserve">Score based on accuracy: - Exact: 100 points - Within 5: 75 points - Within 10: 50 points - Within 20: 25 points - Otherwise: 0 points ---…</w:t>
             </w:r>
             <w:r>
               <w:rPr>
@@ -5010,7 +5045,7 @@
           <w:sz w:val="20"/>
           <w:szCs w:val="20"/>
         </w:rPr>
-        <w:t xml:space="preserve">Within 5 of target: "Hot!"</w:t>
+        <w:t xml:space="preserve">Beginner Add "hot/cold" feedback: - Within 5 of target: "Hot!" - Within 10: "Warm" - Otherwise: "Cold" ---</w:t>
       </w:r>
     </w:p>
     <w:p>
@@ -5033,7 +5068,30 @@
           <w:sz w:val="20"/>
           <w:szCs w:val="20"/>
         </w:rPr>
-        <w:t xml:space="preserve">Add difficulty selection with range:</w:t>
+        <w:t xml:space="preserve">Intermediate Add difficulty selection with range: - Easy: 1-10 - Medium: 1-50 - Hard: 1-100 ---</w:t>
+      </w:r>
+    </w:p>
+    <w:p>
+      <w:pPr>
+        <w:spacing w:after="80"/>
+      </w:pPr>
+      <w:r>
+        <w:rPr>
+          <w:rFonts w:ascii="Arial" w:cs="Arial" w:eastAsia="Arial" w:hAnsi="Arial"/>
+          <w:b/>
+          <w:bCs/>
+          <w:sz w:val="20"/>
+          <w:szCs w:val="20"/>
+        </w:rPr>
+        <w:t xml:space="preserve">Problem 3: </w:t>
+      </w:r>
+      <w:r>
+        <w:rPr>
+          <w:rFonts w:ascii="Arial" w:cs="Arial" w:eastAsia="Arial" w:hAnsi="Arial"/>
+          <w:sz w:val="20"/>
+          <w:szCs w:val="20"/>
+        </w:rPr>
+        <w:t xml:space="preserve">Challenge Score based on accuracy: - Exact: 100 points - Within 5: 75 points - Within 10: 50 points - Within 20: 25 points - Otherwise: 0 points ---</w:t>
       </w:r>
     </w:p>
     <w:p>
